--- a/exercises/Bài tập 057 - Thay đổi trong câu tường thuật.docx
+++ b/exercises/Bài tập 057 - Thay đổi trong câu tường thuật.docx
@@ -9,6 +9,7 @@
         <w:rPr>
           <w:rFonts w:ascii="Arial" w:hAnsi="Arial" w:cs="Arial"/>
           <w:b/>
+          <w:color w:val="000000"/>
           <w:sz w:val="32"/>
         </w:rPr>
       </w:pPr>
@@ -16,6 +17,7 @@
         <w:rPr>
           <w:rFonts w:ascii="Arial" w:hAnsi="Arial" w:cs="Arial"/>
           <w:b/>
+          <w:color w:val="000000"/>
           <w:sz w:val="32"/>
         </w:rPr>
         <w:t>BÀI TẬP NGÀY 57</w:t>
@@ -28,6 +30,7 @@
         <w:rPr>
           <w:rFonts w:ascii="Arial" w:hAnsi="Arial" w:cs="Arial"/>
           <w:b/>
+          <w:color w:val="000000"/>
           <w:sz w:val="36"/>
         </w:rPr>
       </w:pPr>
@@ -35,626 +38,1585 @@
         <w:rPr>
           <w:rFonts w:ascii="Arial" w:hAnsi="Arial" w:cs="Arial"/>
           <w:b/>
+          <w:color w:val="000000"/>
           <w:sz w:val="36"/>
         </w:rPr>
         <w:t>THAY ĐỔI THÌ, ĐẠI TỪ VÀ TRẠNG TỪ TRONG CÂU TƯỜNG THUẬT</w:t>
       </w:r>
     </w:p>
     <w:p>
-      <w:r>
+      <w:pPr>
+        <w:rPr>
+          <w:color w:val="000000"/>
+        </w:rPr>
+      </w:pPr>
+      <w:r>
+        <w:rPr>
+          <w:color w:val="000000"/>
+        </w:rPr>
         <w:t>Họ và tên: __________________________                         Điểm: ________/100</w:t>
       </w:r>
     </w:p>
     <w:p>
       <w:pPr>
         <w:pStyle w:val="Heading1"/>
+        <w:spacing w:before="60"/>
       </w:pPr>
       <w:r>
         <w:t>PHẦN 1. CHỌN DẠNG LÙI THÌ ĐÚNG (10 điểm)</w:t>
       </w:r>
     </w:p>
     <w:p>
-      <w:r>
+      <w:pPr>
+        <w:spacing w:before="80" w:after="120"/>
+        <w:rPr>
+          <w:color w:val="000000"/>
+        </w:rPr>
+      </w:pPr>
+      <w:r>
+        <w:rPr>
+          <w:color w:val="000000"/>
+        </w:rPr>
         <w:t>1. work → A. worked   B. had worked   C. would work</w:t>
       </w:r>
     </w:p>
     <w:p>
-      <w:r>
+      <w:pPr>
+        <w:spacing w:before="120" w:after="120"/>
+        <w:rPr>
+          <w:color w:val="000000"/>
+        </w:rPr>
+      </w:pPr>
+      <w:r>
+        <w:rPr>
+          <w:color w:val="000000"/>
+        </w:rPr>
         <w:t>2. am working → A. worked   B. was working   C. had worked</w:t>
       </w:r>
     </w:p>
     <w:p>
-      <w:r>
+      <w:pPr>
+        <w:spacing w:before="120" w:after="120"/>
+        <w:rPr>
+          <w:color w:val="000000"/>
+        </w:rPr>
+      </w:pPr>
+      <w:r>
+        <w:rPr>
+          <w:color w:val="000000"/>
+        </w:rPr>
         <w:t>3. have finished → A. finished   B. had finished   C. was finishing</w:t>
       </w:r>
     </w:p>
     <w:p>
-      <w:r>
+      <w:pPr>
+        <w:spacing w:before="120" w:after="120"/>
+        <w:rPr>
+          <w:color w:val="000000"/>
+        </w:rPr>
+      </w:pPr>
+      <w:r>
+        <w:rPr>
+          <w:color w:val="000000"/>
+        </w:rPr>
         <w:t>4. went → A. had gone   B. was going   C. would go</w:t>
       </w:r>
     </w:p>
     <w:p>
-      <w:r>
+      <w:pPr>
+        <w:spacing w:before="120" w:after="120"/>
+        <w:rPr>
+          <w:color w:val="000000"/>
+        </w:rPr>
+      </w:pPr>
+      <w:r>
+        <w:rPr>
+          <w:color w:val="000000"/>
+        </w:rPr>
         <w:t>5. was waiting → A. waited   B. had been waiting   C. has waited</w:t>
       </w:r>
     </w:p>
     <w:p>
-      <w:r>
+      <w:pPr>
+        <w:spacing w:before="120" w:after="120"/>
+        <w:rPr>
+          <w:color w:val="000000"/>
+        </w:rPr>
+      </w:pPr>
+      <w:r>
+        <w:rPr>
+          <w:color w:val="000000"/>
+        </w:rPr>
         <w:t>6. will come → A. comes   B. would come   C. came</w:t>
       </w:r>
     </w:p>
     <w:p>
-      <w:r>
+      <w:pPr>
+        <w:spacing w:before="120" w:after="120"/>
+        <w:rPr>
+          <w:color w:val="000000"/>
+        </w:rPr>
+      </w:pPr>
+      <w:r>
+        <w:rPr>
+          <w:color w:val="000000"/>
+        </w:rPr>
         <w:t>7. can swim → A. could swim   B. swam   C. would swim</w:t>
       </w:r>
     </w:p>
     <w:p>
-      <w:r>
+      <w:pPr>
+        <w:spacing w:before="120" w:after="120"/>
+        <w:rPr>
+          <w:color w:val="000000"/>
+        </w:rPr>
+      </w:pPr>
+      <w:r>
+        <w:rPr>
+          <w:color w:val="000000"/>
+        </w:rPr>
         <w:t>8. may leave → A. left   B. might leave   C. could left</w:t>
       </w:r>
     </w:p>
     <w:p>
-      <w:r>
+      <w:pPr>
+        <w:spacing w:before="120" w:after="120"/>
+        <w:rPr>
+          <w:color w:val="000000"/>
+        </w:rPr>
+      </w:pPr>
+      <w:r>
+        <w:rPr>
+          <w:color w:val="000000"/>
+        </w:rPr>
         <w:t>9. must work (nghĩa vụ) → A. had to work   B. musted work   C. worked</w:t>
       </w:r>
     </w:p>
     <w:p>
-      <w:r>
+      <w:pPr>
+        <w:spacing w:before="120" w:after="120"/>
+        <w:rPr>
+          <w:color w:val="000000"/>
+        </w:rPr>
+      </w:pPr>
+      <w:r>
+        <w:rPr>
+          <w:color w:val="000000"/>
+        </w:rPr>
         <w:t>10. had eaten → A. ate   B. had eaten   C. has eaten</w:t>
       </w:r>
     </w:p>
     <w:p>
       <w:pPr>
         <w:pStyle w:val="Heading1"/>
+        <w:spacing w:before="240"/>
       </w:pPr>
       <w:r>
         <w:t>PHẦN 2. ĐỔI ĐẠI TỪ/SỞ HỮU THEO NGỮ CẢNH (10 điểm)</w:t>
       </w:r>
     </w:p>
     <w:p>
-      <w:r>
+      <w:pPr>
+        <w:spacing w:before="80" w:after="120"/>
+        <w:rPr>
+          <w:color w:val="000000"/>
+        </w:rPr>
+      </w:pPr>
+      <w:r>
+        <w:rPr>
+          <w:color w:val="000000"/>
+        </w:rPr>
         <w:t>1. Lan said, “I am tired.” → I = ______</w:t>
       </w:r>
     </w:p>
     <w:p>
-      <w:r>
+      <w:pPr>
+        <w:spacing w:before="120" w:after="120"/>
+        <w:rPr>
+          <w:color w:val="000000"/>
+        </w:rPr>
+      </w:pPr>
+      <w:r>
+        <w:rPr>
+          <w:color w:val="000000"/>
+        </w:rPr>
         <w:t>2. Nam said, “I lost my key.” → my = ______</w:t>
       </w:r>
     </w:p>
     <w:p>
-      <w:r>
+      <w:pPr>
+        <w:spacing w:before="120" w:after="120"/>
+        <w:rPr>
+          <w:color w:val="000000"/>
+        </w:rPr>
+      </w:pPr>
+      <w:r>
+        <w:rPr>
+          <w:color w:val="000000"/>
+        </w:rPr>
         <w:t>3. Lan told Nam, “You are late.” → you = ______</w:t>
       </w:r>
     </w:p>
     <w:p>
-      <w:r>
+      <w:pPr>
+        <w:spacing w:before="120" w:after="120"/>
+        <w:rPr>
+          <w:color w:val="000000"/>
+        </w:rPr>
+      </w:pPr>
+      <w:r>
+        <w:rPr>
+          <w:color w:val="000000"/>
+        </w:rPr>
         <w:t>4. Lan told us, “You are late.” → you = ______</w:t>
       </w:r>
     </w:p>
     <w:p>
-      <w:r>
+      <w:pPr>
+        <w:spacing w:before="120" w:after="120"/>
+        <w:rPr>
+          <w:color w:val="000000"/>
+        </w:rPr>
+      </w:pPr>
+      <w:r>
+        <w:rPr>
+          <w:color w:val="000000"/>
+        </w:rPr>
         <w:t>5. Mai said, “This bag is mine.” → mine = ______</w:t>
       </w:r>
     </w:p>
     <w:p>
-      <w:r>
+      <w:pPr>
+        <w:spacing w:before="120" w:after="120"/>
+        <w:rPr>
+          <w:color w:val="000000"/>
+        </w:rPr>
+      </w:pPr>
+      <w:r>
+        <w:rPr>
+          <w:color w:val="000000"/>
+        </w:rPr>
         <w:t>6. They said, “We love our school.” → we / our = ______ / ______</w:t>
       </w:r>
     </w:p>
     <w:p>
-      <w:r>
+      <w:pPr>
+        <w:spacing w:before="120" w:after="120"/>
+        <w:rPr>
+          <w:color w:val="000000"/>
+        </w:rPr>
+      </w:pPr>
+      <w:r>
+        <w:rPr>
+          <w:color w:val="000000"/>
+        </w:rPr>
         <w:t>7. Nam told me, “You can use my phone.” → you / my = ______ / ______</w:t>
       </w:r>
     </w:p>
     <w:p>
-      <w:r>
+      <w:pPr>
+        <w:spacing w:before="120" w:after="120"/>
+        <w:rPr>
+          <w:color w:val="000000"/>
+        </w:rPr>
+      </w:pPr>
+      <w:r>
+        <w:rPr>
+          <w:color w:val="000000"/>
+        </w:rPr>
         <w:t>8. Hoa told Lan, “I will help you.” → I / you = ______ / ______</w:t>
       </w:r>
     </w:p>
     <w:p>
-      <w:r>
+      <w:pPr>
+        <w:spacing w:before="120" w:after="120"/>
+        <w:rPr>
+          <w:color w:val="000000"/>
+        </w:rPr>
+      </w:pPr>
+      <w:r>
+        <w:rPr>
+          <w:color w:val="000000"/>
+        </w:rPr>
         <w:t>9. I told Nam, “Your book is here.” → your = ______</w:t>
       </w:r>
     </w:p>
     <w:p>
-      <w:r>
+      <w:pPr>
+        <w:spacing w:before="120" w:after="120"/>
+        <w:rPr>
+          <w:color w:val="000000"/>
+        </w:rPr>
+      </w:pPr>
+      <w:r>
+        <w:rPr>
+          <w:color w:val="000000"/>
+        </w:rPr>
         <w:t>10. Mai said, “I made it myself.” → myself = ______</w:t>
       </w:r>
     </w:p>
     <w:p>
       <w:pPr>
         <w:pStyle w:val="Heading1"/>
+        <w:spacing w:before="240"/>
       </w:pPr>
       <w:r>
         <w:t>PHẦN 3. ĐỔI TRẠNG TỪ THỜI GIAN (10 điểm)</w:t>
       </w:r>
     </w:p>
     <w:p>
-      <w:r>
+      <w:pPr>
+        <w:spacing w:before="80" w:after="120"/>
+        <w:rPr>
+          <w:color w:val="000000"/>
+        </w:rPr>
+      </w:pPr>
+      <w:r>
+        <w:rPr>
+          <w:color w:val="000000"/>
+        </w:rPr>
         <w:t>1. now → ______</w:t>
       </w:r>
     </w:p>
     <w:p>
-      <w:r>
+      <w:pPr>
+        <w:spacing w:before="120" w:after="120"/>
+        <w:rPr>
+          <w:color w:val="000000"/>
+        </w:rPr>
+      </w:pPr>
+      <w:r>
+        <w:rPr>
+          <w:color w:val="000000"/>
+        </w:rPr>
         <w:t>2. today → ______</w:t>
       </w:r>
     </w:p>
     <w:p>
-      <w:r>
+      <w:pPr>
+        <w:spacing w:before="120" w:after="120"/>
+        <w:rPr>
+          <w:color w:val="000000"/>
+        </w:rPr>
+      </w:pPr>
+      <w:r>
+        <w:rPr>
+          <w:color w:val="000000"/>
+        </w:rPr>
         <w:t>3. tonight → ______</w:t>
       </w:r>
     </w:p>
     <w:p>
-      <w:r>
+      <w:pPr>
+        <w:spacing w:before="120" w:after="120"/>
+        <w:rPr>
+          <w:color w:val="000000"/>
+        </w:rPr>
+      </w:pPr>
+      <w:r>
+        <w:rPr>
+          <w:color w:val="000000"/>
+        </w:rPr>
         <w:t>4. yesterday → ______</w:t>
       </w:r>
     </w:p>
     <w:p>
-      <w:r>
+      <w:pPr>
+        <w:spacing w:before="120" w:after="120"/>
+        <w:rPr>
+          <w:color w:val="000000"/>
+        </w:rPr>
+      </w:pPr>
+      <w:r>
+        <w:rPr>
+          <w:color w:val="000000"/>
+        </w:rPr>
         <w:t>5. tomorrow → ______</w:t>
       </w:r>
     </w:p>
     <w:p>
-      <w:r>
+      <w:pPr>
+        <w:spacing w:before="120" w:after="120"/>
+        <w:rPr>
+          <w:color w:val="000000"/>
+        </w:rPr>
+      </w:pPr>
+      <w:r>
+        <w:rPr>
+          <w:color w:val="000000"/>
+        </w:rPr>
+        <w:lastRenderedPageBreak/>
         <w:t>6. last week → ______</w:t>
       </w:r>
     </w:p>
     <w:p>
-      <w:r>
+      <w:pPr>
+        <w:spacing w:before="120" w:after="120"/>
+        <w:rPr>
+          <w:color w:val="000000"/>
+        </w:rPr>
+      </w:pPr>
+      <w:r>
+        <w:rPr>
+          <w:color w:val="000000"/>
+        </w:rPr>
         <w:t>7. next month → ______</w:t>
       </w:r>
     </w:p>
     <w:p>
-      <w:r>
+      <w:pPr>
+        <w:spacing w:before="120" w:after="120"/>
+        <w:rPr>
+          <w:color w:val="000000"/>
+        </w:rPr>
+      </w:pPr>
+      <w:r>
+        <w:rPr>
+          <w:color w:val="000000"/>
+        </w:rPr>
         <w:t>8. two days ago → ______</w:t>
       </w:r>
     </w:p>
     <w:p>
-      <w:r>
+      <w:pPr>
+        <w:spacing w:before="120" w:after="120"/>
+        <w:rPr>
+          <w:color w:val="000000"/>
+        </w:rPr>
+      </w:pPr>
+      <w:r>
+        <w:rPr>
+          <w:color w:val="000000"/>
+        </w:rPr>
         <w:t>9. the day before yesterday → ______</w:t>
       </w:r>
     </w:p>
     <w:p>
-      <w:r>
+      <w:pPr>
+        <w:spacing w:before="120" w:after="120"/>
+        <w:rPr>
+          <w:color w:val="000000"/>
+        </w:rPr>
+      </w:pPr>
+      <w:r>
+        <w:rPr>
+          <w:color w:val="000000"/>
+        </w:rPr>
         <w:t>10. the day after tomorrow → ______</w:t>
       </w:r>
     </w:p>
     <w:p>
       <w:pPr>
         <w:pStyle w:val="Heading1"/>
+        <w:spacing w:before="240"/>
       </w:pPr>
       <w:r>
         <w:t>PHẦN 4. ĐỔI NƠI CHỐN/TỪ CHỈ ĐỊNH (10 điểm)</w:t>
       </w:r>
     </w:p>
     <w:p>
-      <w:r>
+      <w:pPr>
+        <w:spacing w:before="80" w:after="120"/>
+        <w:rPr>
+          <w:color w:val="000000"/>
+        </w:rPr>
+      </w:pPr>
+      <w:r>
+        <w:rPr>
+          <w:color w:val="000000"/>
+        </w:rPr>
         <w:t>1. here → ______</w:t>
       </w:r>
     </w:p>
     <w:p>
-      <w:r>
+      <w:pPr>
+        <w:spacing w:before="120" w:after="120"/>
+        <w:rPr>
+          <w:color w:val="000000"/>
+        </w:rPr>
+      </w:pPr>
+      <w:r>
+        <w:rPr>
+          <w:color w:val="000000"/>
+        </w:rPr>
         <w:t>2. this → ______</w:t>
       </w:r>
     </w:p>
     <w:p>
-      <w:r>
+      <w:pPr>
+        <w:spacing w:before="120" w:after="120"/>
+        <w:rPr>
+          <w:color w:val="000000"/>
+        </w:rPr>
+      </w:pPr>
+      <w:r>
+        <w:rPr>
+          <w:color w:val="000000"/>
+        </w:rPr>
         <w:t>3. these → ______</w:t>
       </w:r>
     </w:p>
     <w:p>
-      <w:r>
+      <w:pPr>
+        <w:spacing w:before="120" w:after="120"/>
+        <w:rPr>
+          <w:color w:val="000000"/>
+        </w:rPr>
+      </w:pPr>
+      <w:r>
+        <w:rPr>
+          <w:color w:val="000000"/>
+        </w:rPr>
         <w:t>4. come (đổi điểm nhìn) → ______</w:t>
       </w:r>
     </w:p>
     <w:p>
-      <w:r>
+      <w:pPr>
+        <w:spacing w:before="120" w:after="120"/>
+        <w:rPr>
+          <w:color w:val="000000"/>
+        </w:rPr>
+      </w:pPr>
+      <w:r>
+        <w:rPr>
+          <w:color w:val="000000"/>
+        </w:rPr>
         <w:t>5. bring (đổi điểm nhìn) → ______</w:t>
       </w:r>
     </w:p>
     <w:p>
-      <w:r>
+      <w:pPr>
+        <w:spacing w:before="120" w:after="120"/>
+        <w:rPr>
+          <w:color w:val="000000"/>
+        </w:rPr>
+      </w:pPr>
+      <w:r>
+        <w:rPr>
+          <w:color w:val="000000"/>
+        </w:rPr>
         <w:t>6. “I like this room,” she said. → this = ______</w:t>
       </w:r>
     </w:p>
     <w:p>
-      <w:r>
+      <w:pPr>
+        <w:spacing w:before="120" w:after="120"/>
+        <w:rPr>
+          <w:color w:val="000000"/>
+        </w:rPr>
+      </w:pPr>
+      <w:r>
+        <w:rPr>
+          <w:color w:val="000000"/>
+        </w:rPr>
         <w:t>7. “Put these books here,” he said. → these / here = ______ / ______</w:t>
       </w:r>
     </w:p>
     <w:p>
-      <w:r>
+      <w:pPr>
+        <w:spacing w:before="120" w:after="120"/>
+        <w:rPr>
+          <w:color w:val="000000"/>
+        </w:rPr>
+      </w:pPr>
+      <w:r>
+        <w:rPr>
+          <w:color w:val="000000"/>
+        </w:rPr>
         <w:t>8. “I will come tomorrow,” Lan said. → come = ______</w:t>
       </w:r>
     </w:p>
     <w:p>
-      <w:r>
+      <w:pPr>
+        <w:spacing w:before="120" w:after="120"/>
+        <w:rPr>
+          <w:color w:val="000000"/>
+        </w:rPr>
+      </w:pPr>
+      <w:r>
+        <w:rPr>
+          <w:color w:val="000000"/>
+        </w:rPr>
         <w:t>9. “Bring your bag here,” Nam said. → bring / here = ______ / ______</w:t>
       </w:r>
     </w:p>
     <w:p>
-      <w:r>
+      <w:pPr>
+        <w:spacing w:before="120" w:after="120"/>
+        <w:rPr>
+          <w:color w:val="000000"/>
+        </w:rPr>
+      </w:pPr>
+      <w:r>
+        <w:rPr>
+          <w:color w:val="000000"/>
+        </w:rPr>
         <w:t>10. “This is my desk,” Mai said. → this = ______</w:t>
       </w:r>
     </w:p>
     <w:p>
       <w:pPr>
         <w:pStyle w:val="Heading1"/>
+        <w:spacing w:before="240"/>
       </w:pPr>
       <w:r>
         <w:t>PHẦN 5. TỔNG HỢP CÂU KỂ (10 điểm)</w:t>
       </w:r>
     </w:p>
     <w:p>
-      <w:r>
+      <w:pPr>
+        <w:spacing w:before="80" w:after="120"/>
+        <w:rPr>
+          <w:color w:val="000000"/>
+        </w:rPr>
+      </w:pPr>
+      <w:r>
+        <w:rPr>
+          <w:color w:val="000000"/>
+        </w:rPr>
         <w:t>1. Lan said, “I am working here now.” → ______________________________</w:t>
       </w:r>
     </w:p>
     <w:p>
-      <w:r>
+      <w:pPr>
+        <w:spacing w:before="120" w:after="120"/>
+        <w:rPr>
+          <w:color w:val="000000"/>
+        </w:rPr>
+      </w:pPr>
+      <w:r>
+        <w:rPr>
+          <w:color w:val="000000"/>
+        </w:rPr>
         <w:t>2. Nam said, “I finished this report yesterday.” → ______________________________</w:t>
       </w:r>
     </w:p>
     <w:p>
-      <w:r>
+      <w:pPr>
+        <w:spacing w:before="120" w:after="120"/>
+        <w:rPr>
+          <w:color w:val="000000"/>
+        </w:rPr>
+      </w:pPr>
+      <w:r>
+        <w:rPr>
+          <w:color w:val="000000"/>
+        </w:rPr>
         <w:t>3. Mai said, “I will call you tomorrow.” → ______________________________</w:t>
       </w:r>
     </w:p>
     <w:p>
-      <w:r>
+      <w:pPr>
+        <w:spacing w:before="120" w:after="120"/>
+        <w:rPr>
+          <w:color w:val="000000"/>
+        </w:rPr>
+      </w:pPr>
+      <w:r>
+        <w:rPr>
+          <w:color w:val="000000"/>
+        </w:rPr>
         <w:t>4. They said, “We have bought these books.” → ______________________________</w:t>
       </w:r>
     </w:p>
     <w:p>
-      <w:r>
+      <w:pPr>
+        <w:spacing w:before="120" w:after="120"/>
+        <w:rPr>
+          <w:color w:val="000000"/>
+        </w:rPr>
+      </w:pPr>
+      <w:r>
+        <w:rPr>
+          <w:color w:val="000000"/>
+        </w:rPr>
         <w:t>5. Hoa said, “My sister can come tonight.” → ______________________________</w:t>
       </w:r>
     </w:p>
     <w:p>
-      <w:r>
+      <w:pPr>
+        <w:spacing w:before="120" w:after="120"/>
+        <w:rPr>
+          <w:color w:val="000000"/>
+        </w:rPr>
+      </w:pPr>
+      <w:r>
+        <w:rPr>
+          <w:color w:val="000000"/>
+        </w:rPr>
         <w:t>6. Tom said, “I saw Lan two days ago.” → ______________________________</w:t>
       </w:r>
     </w:p>
     <w:p>
-      <w:r>
+      <w:pPr>
+        <w:spacing w:before="120" w:after="120"/>
+        <w:rPr>
+          <w:color w:val="000000"/>
+        </w:rPr>
+      </w:pPr>
+      <w:r>
+        <w:rPr>
+          <w:color w:val="000000"/>
+        </w:rPr>
         <w:t>7. Lan told Nam, “You may use my phone today.” → ______________________________</w:t>
       </w:r>
     </w:p>
     <w:p>
-      <w:r>
+      <w:pPr>
+        <w:spacing w:before="120" w:after="120"/>
+        <w:rPr>
+          <w:color w:val="000000"/>
+        </w:rPr>
+      </w:pPr>
+      <w:r>
+        <w:rPr>
+          <w:color w:val="000000"/>
+        </w:rPr>
         <w:t>8. Nam said, “I must finish this work now.” → ______________________________</w:t>
       </w:r>
     </w:p>
     <w:p>
-      <w:r>
+      <w:pPr>
+        <w:spacing w:before="120" w:after="120"/>
+        <w:rPr>
+          <w:color w:val="000000"/>
+        </w:rPr>
+      </w:pPr>
+      <w:r>
+        <w:rPr>
+          <w:color w:val="000000"/>
+        </w:rPr>
         <w:t>9. Mai said, “We were waiting here.” → ______________________________</w:t>
       </w:r>
     </w:p>
     <w:p>
-      <w:r>
+      <w:pPr>
+        <w:spacing w:before="120" w:after="120"/>
+        <w:rPr>
+          <w:color w:val="000000"/>
+        </w:rPr>
+      </w:pPr>
+      <w:r>
+        <w:rPr>
+          <w:color w:val="000000"/>
+        </w:rPr>
         <w:t>10. They said, “We had already eaten.” → ______________________________</w:t>
       </w:r>
     </w:p>
     <w:p>
       <w:pPr>
         <w:pStyle w:val="Heading1"/>
+        <w:spacing w:before="240"/>
       </w:pPr>
       <w:r>
         <w:t>PHẦN 6. TỔNG HỢP CÂU HỎI (10 điểm)</w:t>
       </w:r>
     </w:p>
     <w:p>
-      <w:r>
+      <w:pPr>
+        <w:spacing w:before="80" w:after="120"/>
+        <w:rPr>
+          <w:color w:val="000000"/>
+        </w:rPr>
+      </w:pPr>
+      <w:r>
+        <w:rPr>
+          <w:color w:val="000000"/>
+        </w:rPr>
         <w:t>1. Lan asked me, “Are you busy now?” → ______________________________</w:t>
       </w:r>
     </w:p>
     <w:p>
-      <w:r>
+      <w:pPr>
+        <w:spacing w:before="120" w:after="120"/>
+        <w:rPr>
+          <w:color w:val="000000"/>
+        </w:rPr>
+      </w:pPr>
+      <w:r>
+        <w:rPr>
+          <w:color w:val="000000"/>
+        </w:rPr>
         <w:t>2. Nam asked, “Where does Mai live?” → ______________________________</w:t>
       </w:r>
     </w:p>
     <w:p>
-      <w:r>
+      <w:pPr>
+        <w:spacing w:before="120" w:after="120"/>
+        <w:rPr>
+          <w:color w:val="000000"/>
+        </w:rPr>
+      </w:pPr>
+      <w:r>
+        <w:rPr>
+          <w:color w:val="000000"/>
+        </w:rPr>
         <w:t>3. Mai asked me, “Did you see Lan yesterday?” → ______________________________</w:t>
       </w:r>
     </w:p>
     <w:p>
-      <w:r>
+      <w:pPr>
+        <w:spacing w:before="120" w:after="120"/>
+        <w:rPr>
+          <w:color w:val="000000"/>
+        </w:rPr>
+      </w:pPr>
+      <w:r>
+        <w:rPr>
+          <w:color w:val="000000"/>
+        </w:rPr>
+        <w:lastRenderedPageBreak/>
         <w:t>4. Tom asked, “Will they come tomorrow?” → ______________________________</w:t>
       </w:r>
     </w:p>
     <w:p>
-      <w:r>
+      <w:pPr>
+        <w:spacing w:before="120" w:after="120"/>
+        <w:rPr>
+          <w:color w:val="000000"/>
+        </w:rPr>
+      </w:pPr>
+      <w:r>
+        <w:rPr>
+          <w:color w:val="000000"/>
+        </w:rPr>
         <w:t>5. Hoa asked Lan, “Can you help me here?” → ______________________________</w:t>
       </w:r>
     </w:p>
     <w:p>
-      <w:r>
+      <w:pPr>
+        <w:spacing w:before="120" w:after="120"/>
+        <w:rPr>
+          <w:color w:val="000000"/>
+        </w:rPr>
+      </w:pPr>
+      <w:r>
+        <w:rPr>
+          <w:color w:val="000000"/>
+        </w:rPr>
         <w:t>6. The teacher asked, “Who has finished?” → ______________________________</w:t>
       </w:r>
     </w:p>
     <w:p>
-      <w:r>
+      <w:pPr>
+        <w:spacing w:before="120" w:after="120"/>
+        <w:rPr>
+          <w:color w:val="000000"/>
+        </w:rPr>
+      </w:pPr>
+      <w:r>
+        <w:rPr>
+          <w:color w:val="000000"/>
+        </w:rPr>
         <w:t>7. Nam asked me, “Why are you using my laptop?” → ______________________________</w:t>
       </w:r>
     </w:p>
     <w:p>
-      <w:r>
+      <w:pPr>
+        <w:spacing w:before="120" w:after="120"/>
+        <w:rPr>
+          <w:color w:val="000000"/>
+        </w:rPr>
+      </w:pPr>
+      <w:r>
+        <w:rPr>
+          <w:color w:val="000000"/>
+        </w:rPr>
         <w:t>8. Lan asked, “When did they buy these books?” → ______________________________</w:t>
       </w:r>
     </w:p>
     <w:p>
-      <w:r>
+      <w:pPr>
+        <w:spacing w:before="120" w:after="120"/>
+        <w:rPr>
+          <w:color w:val="000000"/>
+        </w:rPr>
+      </w:pPr>
+      <w:r>
+        <w:rPr>
+          <w:color w:val="000000"/>
+        </w:rPr>
         <w:t>9. He asked us, “Have you been waiting here long?” → ______________________________</w:t>
       </w:r>
     </w:p>
     <w:p>
-      <w:r>
+      <w:pPr>
+        <w:spacing w:before="120" w:after="120"/>
+        <w:rPr>
+          <w:color w:val="000000"/>
+        </w:rPr>
+      </w:pPr>
+      <w:r>
+        <w:rPr>
+          <w:color w:val="000000"/>
+        </w:rPr>
         <w:t>10. Mai asked, “May I come next week?” → ______________________________</w:t>
       </w:r>
     </w:p>
     <w:p>
       <w:pPr>
         <w:pStyle w:val="Heading1"/>
+        <w:spacing w:before="240"/>
       </w:pPr>
       <w:r>
         <w:t>PHẦN 7. TỔNG HỢP MỆNH LỆNH/YÊU CẦU (10 điểm)</w:t>
       </w:r>
     </w:p>
     <w:p>
-      <w:r>
+      <w:pPr>
+        <w:spacing w:before="80" w:after="120"/>
+        <w:rPr>
+          <w:color w:val="000000"/>
+        </w:rPr>
+      </w:pPr>
+      <w:r>
+        <w:rPr>
+          <w:color w:val="000000"/>
+        </w:rPr>
         <w:t>1. “Bring your book here tomorrow,” the teacher told me. → ______________________________</w:t>
       </w:r>
     </w:p>
     <w:p>
-      <w:r>
+      <w:pPr>
+        <w:spacing w:before="120" w:after="120"/>
+        <w:rPr>
+          <w:color w:val="000000"/>
+        </w:rPr>
+      </w:pPr>
+      <w:r>
+        <w:rPr>
+          <w:color w:val="000000"/>
+        </w:rPr>
         <w:t>2. “Don't use my phone now,” Lan said to Nam. → ______________________________</w:t>
       </w:r>
     </w:p>
     <w:p>
-      <w:r>
+      <w:pPr>
+        <w:spacing w:before="120" w:after="120"/>
+        <w:rPr>
+          <w:color w:val="000000"/>
+        </w:rPr>
+      </w:pPr>
+      <w:r>
+        <w:rPr>
+          <w:color w:val="000000"/>
+        </w:rPr>
         <w:t>3. “Please finish this work today,” the manager said to us. → ______________________________</w:t>
       </w:r>
     </w:p>
     <w:p>
-      <w:r>
+      <w:pPr>
+        <w:spacing w:before="120" w:after="120"/>
+        <w:rPr>
+          <w:color w:val="000000"/>
+        </w:rPr>
+      </w:pPr>
+      <w:r>
+        <w:rPr>
+          <w:color w:val="000000"/>
+        </w:rPr>
         <w:t>4. “Wait here,” Mai said to Lan. → ______________________________</w:t>
       </w:r>
     </w:p>
     <w:p>
-      <w:r>
+      <w:pPr>
+        <w:spacing w:before="120" w:after="120"/>
+        <w:rPr>
+          <w:color w:val="000000"/>
+        </w:rPr>
+      </w:pPr>
+      <w:r>
+        <w:rPr>
+          <w:color w:val="000000"/>
+        </w:rPr>
         <w:t>5. “Don't bring these bags,” Nam said to me. → ______________________________</w:t>
       </w:r>
     </w:p>
     <w:p>
-      <w:r>
+      <w:pPr>
+        <w:spacing w:before="120" w:after="120"/>
+        <w:rPr>
+          <w:color w:val="000000"/>
+        </w:rPr>
+      </w:pPr>
+      <w:r>
+        <w:rPr>
+          <w:color w:val="000000"/>
+        </w:rPr>
         <w:t>6. “Call me tomorrow,” Hoa said to Lan. → ______________________________</w:t>
       </w:r>
     </w:p>
     <w:p>
-      <w:r>
+      <w:pPr>
+        <w:spacing w:before="120" w:after="120"/>
+        <w:rPr>
+          <w:color w:val="000000"/>
+        </w:rPr>
+      </w:pPr>
+      <w:r>
+        <w:rPr>
+          <w:color w:val="000000"/>
+        </w:rPr>
         <w:t>7. “Please come here tonight,” she said to us. → ______________________________</w:t>
       </w:r>
     </w:p>
     <w:p>
-      <w:r>
+      <w:pPr>
+        <w:spacing w:before="120" w:after="120"/>
+        <w:rPr>
+          <w:color w:val="000000"/>
+        </w:rPr>
+      </w:pPr>
+      <w:r>
+        <w:rPr>
+          <w:color w:val="000000"/>
+        </w:rPr>
         <w:t>8. “Remember to submit your report next week,” the teacher said. → ______________________________</w:t>
       </w:r>
     </w:p>
     <w:p>
-      <w:r>
+      <w:pPr>
+        <w:spacing w:before="120" w:after="120"/>
+        <w:rPr>
+          <w:color w:val="000000"/>
+        </w:rPr>
+      </w:pPr>
+      <w:r>
+        <w:rPr>
+          <w:color w:val="000000"/>
+        </w:rPr>
         <w:t>9. “Don't leave now,” my mother told me. → ______________________________</w:t>
       </w:r>
     </w:p>
     <w:p>
-      <w:r>
+      <w:pPr>
+        <w:spacing w:before="120" w:after="120"/>
+        <w:rPr>
+          <w:color w:val="000000"/>
+        </w:rPr>
+      </w:pPr>
+      <w:r>
+        <w:rPr>
+          <w:color w:val="000000"/>
+        </w:rPr>
         <w:t>10. “Take this medicine today,” the doctor said to Nam. → ______________________________</w:t>
       </w:r>
     </w:p>
     <w:p>
       <w:pPr>
         <w:pStyle w:val="Heading1"/>
+        <w:spacing w:before="240"/>
       </w:pPr>
       <w:r>
         <w:t>PHẦN 8. SỬA LỖI SAI (10 điểm)</w:t>
       </w:r>
     </w:p>
     <w:p>
-      <w:r>
+      <w:pPr>
+        <w:spacing w:before="80" w:after="120"/>
+        <w:rPr>
+          <w:color w:val="000000"/>
+        </w:rPr>
+      </w:pPr>
+      <w:r>
+        <w:rPr>
+          <w:color w:val="000000"/>
+        </w:rPr>
         <w:t>1. Lan said I was tired. (Lan nói về Lan) → ______________________________</w:t>
       </w:r>
     </w:p>
     <w:p>
-      <w:r>
+      <w:pPr>
+        <w:spacing w:before="120" w:after="120"/>
+        <w:rPr>
+          <w:color w:val="000000"/>
+        </w:rPr>
+      </w:pPr>
+      <w:r>
+        <w:rPr>
+          <w:color w:val="000000"/>
+        </w:rPr>
         <w:t>2. Nam told me I could use my laptop. (laptop của Nam) → ______________________________</w:t>
       </w:r>
     </w:p>
     <w:p>
-      <w:r>
+      <w:pPr>
+        <w:spacing w:before="120" w:after="120"/>
+        <w:rPr>
+          <w:color w:val="000000"/>
+        </w:rPr>
+      </w:pPr>
+      <w:r>
+        <w:rPr>
+          <w:color w:val="000000"/>
+        </w:rPr>
         <w:t>3. She said she would come tomorrow. (tường thuật sau đó) → ______________________________</w:t>
       </w:r>
     </w:p>
     <w:p>
-      <w:r>
+      <w:pPr>
+        <w:spacing w:before="120" w:after="120"/>
+        <w:rPr>
+          <w:color w:val="000000"/>
+        </w:rPr>
+      </w:pPr>
+      <w:r>
+        <w:rPr>
+          <w:color w:val="000000"/>
+        </w:rPr>
         <w:t>4. He asked where was I then. → ______________________________</w:t>
       </w:r>
     </w:p>
     <w:p>
-      <w:r>
+      <w:pPr>
+        <w:spacing w:before="120" w:after="120"/>
+        <w:rPr>
+          <w:color w:val="000000"/>
+        </w:rPr>
+      </w:pPr>
+      <w:r>
+        <w:rPr>
+          <w:color w:val="000000"/>
+        </w:rPr>
         <w:t>5. The teacher said water boiled at 100°C. → ______________________________</w:t>
       </w:r>
     </w:p>
     <w:p>
-      <w:r>
+      <w:pPr>
+        <w:spacing w:before="120" w:after="120"/>
+        <w:rPr>
+          <w:color w:val="000000"/>
+        </w:rPr>
+      </w:pPr>
+      <w:r>
+        <w:rPr>
+          <w:color w:val="000000"/>
+        </w:rPr>
         <w:t>6. She told me bring these books. → ______________________________</w:t>
       </w:r>
     </w:p>
     <w:p>
-      <w:r>
+      <w:pPr>
+        <w:spacing w:before="120" w:after="120"/>
+        <w:rPr>
+          <w:color w:val="000000"/>
+        </w:rPr>
+      </w:pPr>
+      <w:r>
+        <w:rPr>
+          <w:color w:val="000000"/>
+        </w:rPr>
         <w:t>7. Mai said she has finished that day. → ______________________________</w:t>
       </w:r>
     </w:p>
     <w:p>
-      <w:r>
+      <w:pPr>
+        <w:spacing w:before="120" w:after="120"/>
+        <w:rPr>
+          <w:color w:val="000000"/>
+        </w:rPr>
+      </w:pPr>
+      <w:r>
+        <w:rPr>
+          <w:color w:val="000000"/>
+        </w:rPr>
         <w:t>8. Nam asked if I can help him there. → ______________________________</w:t>
       </w:r>
     </w:p>
     <w:p>
-      <w:r>
+      <w:pPr>
+        <w:spacing w:before="120" w:after="120"/>
+        <w:rPr>
+          <w:color w:val="000000"/>
+        </w:rPr>
+      </w:pPr>
+      <w:r>
+        <w:rPr>
+          <w:color w:val="000000"/>
+        </w:rPr>
+        <w:lastRenderedPageBreak/>
         <w:t>9. Lan told me to wait here now. (ngữ cảnh đã đổi) → ______________________________</w:t>
       </w:r>
     </w:p>
     <w:p>
-      <w:r>
+      <w:pPr>
+        <w:spacing w:before="120" w:after="120"/>
+        <w:rPr>
+          <w:color w:val="000000"/>
+        </w:rPr>
+      </w:pPr>
+      <w:r>
+        <w:rPr>
+          <w:color w:val="000000"/>
+        </w:rPr>
         <w:t>10. They said they had went there. → ______________________________</w:t>
       </w:r>
     </w:p>
     <w:p>
       <w:pPr>
         <w:pStyle w:val="Heading1"/>
+        <w:spacing w:before="240"/>
       </w:pPr>
       <w:r>
         <w:t>PHẦN 9. ĐỌC HIỂU (10 điểm)</w:t>
       </w:r>
     </w:p>
     <w:p>
-      <w:r>
+      <w:pPr>
+        <w:spacing w:after="80"/>
+        <w:rPr>
+          <w:color w:val="000000"/>
+        </w:rPr>
+      </w:pPr>
+      <w:r>
+        <w:rPr>
+          <w:color w:val="000000"/>
+        </w:rPr>
         <w:t>Đọc đoạn văn:</w:t>
       </w:r>
     </w:p>
     <w:p>
-      <w:r>
+      <w:pPr>
+        <w:spacing w:after="80"/>
+        <w:rPr>
+          <w:color w:val="000000"/>
+        </w:rPr>
+      </w:pPr>
+      <w:r>
+        <w:rPr>
+          <w:color w:val="000000"/>
+        </w:rPr>
         <w:t>On Monday, Nam said, “I am working on this project now. I started it last week, and I will finish it tomorrow. Lan can help me here tonight.” On Wednesday, Mai reported his words. She said that Nam had been working on that project then, that he had started it the previous week and that he would finish it the next day. She added that Lan could help him there that night.</w:t>
       </w:r>
     </w:p>
     <w:p>
-      <w:r>
+      <w:pPr>
+        <w:spacing w:after="80"/>
+        <w:rPr>
+          <w:color w:val="000000"/>
+        </w:rPr>
+      </w:pPr>
+      <w:r>
+        <w:rPr>
+          <w:color w:val="000000"/>
+        </w:rPr>
         <w:t>Trả lời câu hỏi:</w:t>
       </w:r>
     </w:p>
     <w:p>
-      <w:r>
+      <w:pPr>
+        <w:spacing w:before="80" w:after="120"/>
+        <w:rPr>
+          <w:color w:val="000000"/>
+        </w:rPr>
+      </w:pPr>
+      <w:r>
+        <w:rPr>
+          <w:color w:val="000000"/>
+        </w:rPr>
         <w:t>1. When did Nam speak?</w:t>
       </w:r>
     </w:p>
     <w:p>
-      <w:r>
+      <w:pPr>
+        <w:spacing w:before="120" w:after="120"/>
+        <w:rPr>
+          <w:color w:val="000000"/>
+        </w:rPr>
+      </w:pPr>
+      <w:r>
+        <w:rPr>
+          <w:color w:val="000000"/>
+        </w:rPr>
         <w:t>2. What was he working on?</w:t>
       </w:r>
     </w:p>
     <w:p>
-      <w:r>
+      <w:pPr>
+        <w:spacing w:before="120" w:after="120"/>
+        <w:rPr>
+          <w:color w:val="000000"/>
+        </w:rPr>
+      </w:pPr>
+      <w:r>
+        <w:rPr>
+          <w:color w:val="000000"/>
+        </w:rPr>
         <w:t>3. When had he started it?</w:t>
       </w:r>
     </w:p>
     <w:p>
-      <w:r>
+      <w:pPr>
+        <w:spacing w:before="120" w:after="120"/>
+        <w:rPr>
+          <w:color w:val="000000"/>
+        </w:rPr>
+      </w:pPr>
+      <w:r>
+        <w:rPr>
+          <w:color w:val="000000"/>
+        </w:rPr>
         <w:t>4. When did he say he would finish it?</w:t>
       </w:r>
     </w:p>
     <w:p>
-      <w:r>
+      <w:pPr>
+        <w:spacing w:before="120" w:after="120"/>
+        <w:rPr>
+          <w:color w:val="000000"/>
+        </w:rPr>
+      </w:pPr>
+      <w:r>
+        <w:rPr>
+          <w:color w:val="000000"/>
+        </w:rPr>
         <w:t>5. Who could help him?</w:t>
       </w:r>
     </w:p>
     <w:p>
-      <w:r>
+      <w:pPr>
+        <w:spacing w:before="120" w:after="120"/>
+        <w:rPr>
+          <w:color w:val="000000"/>
+        </w:rPr>
+      </w:pPr>
+      <w:r>
+        <w:rPr>
+          <w:color w:val="000000"/>
+        </w:rPr>
         <w:t>6. When did Mai report his words?</w:t>
       </w:r>
     </w:p>
     <w:p>
-      <w:r>
+      <w:pPr>
+        <w:spacing w:before="120" w:after="120"/>
+        <w:rPr>
+          <w:color w:val="000000"/>
+        </w:rPr>
+      </w:pPr>
+      <w:r>
+        <w:rPr>
+          <w:color w:val="000000"/>
+        </w:rPr>
         <w:t>7. What did “this” become?</w:t>
       </w:r>
     </w:p>
     <w:p>
-      <w:r>
+      <w:pPr>
+        <w:spacing w:before="120" w:after="120"/>
+        <w:rPr>
+          <w:color w:val="000000"/>
+        </w:rPr>
+      </w:pPr>
+      <w:r>
+        <w:rPr>
+          <w:color w:val="000000"/>
+        </w:rPr>
         <w:t>8. What did “last week” become?</w:t>
       </w:r>
     </w:p>
     <w:p>
-      <w:r>
+      <w:pPr>
+        <w:spacing w:before="120" w:after="120"/>
+        <w:rPr>
+          <w:color w:val="000000"/>
+        </w:rPr>
+      </w:pPr>
+      <w:r>
+        <w:rPr>
+          <w:color w:val="000000"/>
+        </w:rPr>
         <w:t>9. What did “tomorrow” become?</w:t>
       </w:r>
     </w:p>
     <w:p>
-      <w:r>
+      <w:pPr>
+        <w:spacing w:before="120" w:after="120"/>
+        <w:rPr>
+          <w:color w:val="000000"/>
+        </w:rPr>
+      </w:pPr>
+      <w:r>
+        <w:rPr>
+          <w:color w:val="000000"/>
+        </w:rPr>
         <w:t>10. What did “here tonight” become?</w:t>
       </w:r>
     </w:p>
     <w:p>
       <w:pPr>
         <w:pStyle w:val="Heading1"/>
+        <w:spacing w:before="240"/>
       </w:pPr>
       <w:r>
         <w:t>PHẦN 10. CHỌN CÓ LÙI/ĐỔI HAY KHÔNG VÀ VIẾT CÂU (10 điểm)</w:t>
       </w:r>
     </w:p>
     <w:p>
-      <w:r>
+      <w:pPr>
+        <w:spacing w:before="80" w:after="120"/>
+        <w:rPr>
+          <w:color w:val="000000"/>
+        </w:rPr>
+      </w:pPr>
+      <w:r>
+        <w:rPr>
+          <w:color w:val="000000"/>
+        </w:rPr>
         <w:t>1. Teacher: “The Earth goes around the Sun.” → ______________________________</w:t>
       </w:r>
     </w:p>
     <w:p>
-      <w:r>
+      <w:pPr>
+        <w:spacing w:before="120" w:after="120"/>
+        <w:rPr>
+          <w:color w:val="000000"/>
+        </w:rPr>
+      </w:pPr>
+      <w:r>
+        <w:rPr>
+          <w:color w:val="000000"/>
+        </w:rPr>
         <w:t>2. Lan says, “I live in Hue.” → ______________________________</w:t>
       </w:r>
     </w:p>
     <w:p>
-      <w:r>
+      <w:pPr>
+        <w:spacing w:before="120" w:after="120"/>
+        <w:rPr>
+          <w:color w:val="000000"/>
+        </w:rPr>
+      </w:pPr>
+      <w:r>
+        <w:rPr>
+          <w:color w:val="000000"/>
+        </w:rPr>
         <w:t>3. Lan said yesterday, “I live in Hue.” (thông tin vẫn đúng) → ______________________________</w:t>
       </w:r>
     </w:p>
     <w:p>
-      <w:r>
+      <w:pPr>
+        <w:spacing w:before="120" w:after="120"/>
+        <w:rPr>
+          <w:color w:val="000000"/>
+        </w:rPr>
+      </w:pPr>
+      <w:r>
+        <w:rPr>
+          <w:color w:val="000000"/>
+        </w:rPr>
         <w:t>4. Nam said, “I will come tomorrow.” → ______________________________</w:t>
       </w:r>
     </w:p>
     <w:p>
-      <w:r>
+      <w:pPr>
+        <w:spacing w:before="120" w:after="120"/>
+        <w:rPr>
+          <w:color w:val="000000"/>
+        </w:rPr>
+      </w:pPr>
+      <w:r>
+        <w:rPr>
+          <w:color w:val="000000"/>
+        </w:rPr>
         <w:t>5. Mai said, “I am here now.” → ______________________________</w:t>
       </w:r>
     </w:p>
     <w:p>
-      <w:r>
+      <w:pPr>
+        <w:spacing w:before="120" w:after="120"/>
+        <w:rPr>
+          <w:color w:val="000000"/>
+        </w:rPr>
+      </w:pPr>
+      <w:r>
+        <w:rPr>
+          <w:color w:val="000000"/>
+        </w:rPr>
         <w:t>6. Teacher: “Water freezes at 0°C.” → ______________________________</w:t>
       </w:r>
     </w:p>
     <w:p>
-      <w:r>
+      <w:pPr>
+        <w:spacing w:before="120" w:after="120"/>
+        <w:rPr>
+          <w:color w:val="000000"/>
+        </w:rPr>
+      </w:pPr>
+      <w:r>
+        <w:rPr>
+          <w:color w:val="000000"/>
+        </w:rPr>
         <w:t>7. He said, “I had finished before noon.” → ______________________________</w:t>
       </w:r>
     </w:p>
     <w:p>
-      <w:r>
+      <w:pPr>
+        <w:spacing w:before="120" w:after="120"/>
+        <w:rPr>
+          <w:color w:val="000000"/>
+        </w:rPr>
+      </w:pPr>
+      <w:r>
+        <w:rPr>
+          <w:color w:val="000000"/>
+        </w:rPr>
         <w:t>8. Lan said, “I could swim at five.” → ______________________________</w:t>
       </w:r>
     </w:p>
     <w:p>
-      <w:r>
+      <w:pPr>
+        <w:spacing w:before="120" w:after="120"/>
+        <w:rPr>
+          <w:color w:val="000000"/>
+        </w:rPr>
+      </w:pPr>
+      <w:r>
+        <w:rPr>
+          <w:color w:val="000000"/>
+        </w:rPr>
         <w:t>9. Nam told me, “You should rest.” → ______________________________</w:t>
       </w:r>
     </w:p>
     <w:p>
-      <w:r>
+      <w:pPr>
+        <w:spacing w:before="120" w:after="120"/>
+        <w:rPr>
+          <w:color w:val="000000"/>
+        </w:rPr>
+      </w:pPr>
+      <w:r>
+        <w:rPr>
+          <w:color w:val="000000"/>
+        </w:rPr>
         <w:t>10. Mai said, “I might visit Lan.” → ______________________________</w:t>
       </w:r>
     </w:p>
     <w:p>
       <w:pPr>
         <w:spacing w:after="160"/>
-      </w:pPr>
-      <w:r>
+        <w:rPr>
+          <w:color w:val="000000"/>
+        </w:rPr>
+      </w:pPr>
+      <w:r>
+        <w:rPr>
+          <w:color w:val="000000"/>
+        </w:rPr>
         <w:br w:type="page"/>
       </w:r>
     </w:p>
     <w:p>
       <w:pPr>
         <w:pStyle w:val="Title"/>
+        <w:keepNext/>
+        <w:pageBreakBefore/>
+        <w:spacing w:after="240"/>
         <w:jc w:val="center"/>
         <w:rPr>
           <w:rFonts w:ascii="Arial" w:hAnsi="Arial" w:cs="Arial"/>
           <w:b/>
+          <w:color w:val="000000"/>
           <w:sz w:val="32"/>
         </w:rPr>
       </w:pPr>
@@ -662,26 +1624,32 @@
         <w:rPr>
           <w:rFonts w:ascii="Arial" w:hAnsi="Arial" w:cs="Arial"/>
           <w:b/>
+          <w:color w:val="000000"/>
           <w:sz w:val="32"/>
         </w:rPr>
+        <w:lastRenderedPageBreak/>
         <w:t>ĐÁP ÁN</w:t>
       </w:r>
     </w:p>
     <w:p>
       <w:pPr>
         <w:pStyle w:val="Title"/>
+        <w:keepNext/>
+        <w:spacing w:after="240"/>
         <w:jc w:val="center"/>
         <w:rPr>
           <w:rFonts w:ascii="Arial" w:hAnsi="Arial" w:cs="Arial"/>
           <w:b/>
-          <w:sz w:val="36"/>
+          <w:color w:val="000000"/>
+          <w:sz w:val="30"/>
         </w:rPr>
       </w:pPr>
       <w:r>
         <w:rPr>
           <w:rFonts w:ascii="Arial" w:hAnsi="Arial" w:cs="Arial"/>
           <w:b/>
-          <w:sz w:val="36"/>
+          <w:color w:val="000000"/>
+          <w:sz w:val="30"/>
         </w:rPr>
         <w:t>BÀI TẬP NGÀY 57 – THAY ĐỔI TRONG CÂU TƯỜNG THUẬT</w:t>
       </w:r>
@@ -689,584 +1657,1503 @@
     <w:p>
       <w:pPr>
         <w:pStyle w:val="Heading1"/>
+        <w:spacing w:before="0"/>
       </w:pPr>
       <w:r>
         <w:t>PHẦN 1</w:t>
       </w:r>
     </w:p>
     <w:p>
-      <w:r>
+      <w:pPr>
+        <w:spacing w:after="160"/>
+        <w:rPr>
+          <w:color w:val="000000"/>
+        </w:rPr>
+      </w:pPr>
+      <w:r>
+        <w:rPr>
+          <w:color w:val="000000"/>
+        </w:rPr>
         <w:t>1. A</w:t>
       </w:r>
     </w:p>
     <w:p>
-      <w:r>
+      <w:pPr>
+        <w:spacing w:after="160"/>
+        <w:rPr>
+          <w:color w:val="000000"/>
+        </w:rPr>
+      </w:pPr>
+      <w:r>
+        <w:rPr>
+          <w:color w:val="000000"/>
+        </w:rPr>
         <w:t>2. B</w:t>
       </w:r>
     </w:p>
     <w:p>
-      <w:r>
+      <w:pPr>
+        <w:spacing w:after="160"/>
+        <w:rPr>
+          <w:color w:val="000000"/>
+        </w:rPr>
+      </w:pPr>
+      <w:r>
+        <w:rPr>
+          <w:color w:val="000000"/>
+        </w:rPr>
         <w:t>3. B</w:t>
       </w:r>
     </w:p>
     <w:p>
-      <w:r>
+      <w:pPr>
+        <w:spacing w:after="160"/>
+        <w:rPr>
+          <w:color w:val="000000"/>
+        </w:rPr>
+      </w:pPr>
+      <w:r>
+        <w:rPr>
+          <w:color w:val="000000"/>
+        </w:rPr>
         <w:t>4. A</w:t>
       </w:r>
     </w:p>
     <w:p>
-      <w:r>
+      <w:pPr>
+        <w:spacing w:after="160"/>
+        <w:rPr>
+          <w:color w:val="000000"/>
+        </w:rPr>
+      </w:pPr>
+      <w:r>
+        <w:rPr>
+          <w:color w:val="000000"/>
+        </w:rPr>
         <w:t>5. B</w:t>
       </w:r>
     </w:p>
     <w:p>
-      <w:r>
+      <w:pPr>
+        <w:spacing w:after="160"/>
+        <w:rPr>
+          <w:color w:val="000000"/>
+        </w:rPr>
+      </w:pPr>
+      <w:r>
+        <w:rPr>
+          <w:color w:val="000000"/>
+        </w:rPr>
         <w:t>6. B</w:t>
       </w:r>
     </w:p>
     <w:p>
-      <w:r>
+      <w:pPr>
+        <w:spacing w:after="160"/>
+        <w:rPr>
+          <w:color w:val="000000"/>
+        </w:rPr>
+      </w:pPr>
+      <w:r>
+        <w:rPr>
+          <w:color w:val="000000"/>
+        </w:rPr>
         <w:t>7. A</w:t>
       </w:r>
     </w:p>
     <w:p>
-      <w:r>
+      <w:pPr>
+        <w:spacing w:after="160"/>
+        <w:rPr>
+          <w:color w:val="000000"/>
+        </w:rPr>
+      </w:pPr>
+      <w:r>
+        <w:rPr>
+          <w:color w:val="000000"/>
+        </w:rPr>
         <w:t>8. B</w:t>
       </w:r>
     </w:p>
     <w:p>
-      <w:r>
+      <w:pPr>
+        <w:spacing w:after="160"/>
+        <w:rPr>
+          <w:color w:val="000000"/>
+        </w:rPr>
+      </w:pPr>
+      <w:r>
+        <w:rPr>
+          <w:color w:val="000000"/>
+        </w:rPr>
         <w:t>9. A</w:t>
       </w:r>
     </w:p>
     <w:p>
-      <w:r>
+      <w:pPr>
+        <w:spacing w:after="160"/>
+        <w:rPr>
+          <w:color w:val="000000"/>
+        </w:rPr>
+      </w:pPr>
+      <w:r>
+        <w:rPr>
+          <w:color w:val="000000"/>
+        </w:rPr>
         <w:t>10. B</w:t>
       </w:r>
     </w:p>
     <w:p>
       <w:pPr>
         <w:pStyle w:val="Heading1"/>
+        <w:spacing w:before="240"/>
       </w:pPr>
       <w:r>
         <w:t>PHẦN 2</w:t>
       </w:r>
     </w:p>
     <w:p>
-      <w:r>
+      <w:pPr>
+        <w:spacing w:after="160"/>
+        <w:rPr>
+          <w:color w:val="000000"/>
+        </w:rPr>
+      </w:pPr>
+      <w:r>
+        <w:rPr>
+          <w:color w:val="000000"/>
+        </w:rPr>
         <w:t>1. she</w:t>
       </w:r>
     </w:p>
     <w:p>
-      <w:r>
+      <w:pPr>
+        <w:spacing w:after="160"/>
+        <w:rPr>
+          <w:color w:val="000000"/>
+        </w:rPr>
+      </w:pPr>
+      <w:r>
+        <w:rPr>
+          <w:color w:val="000000"/>
+        </w:rPr>
         <w:t>2. his</w:t>
       </w:r>
     </w:p>
     <w:p>
-      <w:r>
+      <w:pPr>
+        <w:spacing w:after="160"/>
+        <w:rPr>
+          <w:color w:val="000000"/>
+        </w:rPr>
+      </w:pPr>
+      <w:r>
+        <w:rPr>
+          <w:color w:val="000000"/>
+        </w:rPr>
         <w:t>3. he</w:t>
       </w:r>
     </w:p>
     <w:p>
-      <w:r>
+      <w:pPr>
+        <w:spacing w:after="160"/>
+        <w:rPr>
+          <w:color w:val="000000"/>
+        </w:rPr>
+      </w:pPr>
+      <w:r>
+        <w:rPr>
+          <w:color w:val="000000"/>
+        </w:rPr>
         <w:t>4. we</w:t>
       </w:r>
     </w:p>
     <w:p>
-      <w:r>
+      <w:pPr>
+        <w:spacing w:after="160"/>
+        <w:rPr>
+          <w:color w:val="000000"/>
+        </w:rPr>
+      </w:pPr>
+      <w:r>
+        <w:rPr>
+          <w:color w:val="000000"/>
+        </w:rPr>
         <w:t>5. hers</w:t>
       </w:r>
     </w:p>
     <w:p>
-      <w:r>
+      <w:pPr>
+        <w:spacing w:after="160"/>
+        <w:rPr>
+          <w:color w:val="000000"/>
+        </w:rPr>
+      </w:pPr>
+      <w:r>
+        <w:rPr>
+          <w:color w:val="000000"/>
+        </w:rPr>
         <w:t>6. they / their</w:t>
       </w:r>
     </w:p>
     <w:p>
-      <w:r>
+      <w:pPr>
+        <w:spacing w:after="160"/>
+        <w:rPr>
+          <w:color w:val="000000"/>
+        </w:rPr>
+      </w:pPr>
+      <w:r>
+        <w:rPr>
+          <w:color w:val="000000"/>
+        </w:rPr>
         <w:t>7. I / his</w:t>
       </w:r>
     </w:p>
     <w:p>
-      <w:r>
+      <w:pPr>
+        <w:spacing w:after="160"/>
+        <w:rPr>
+          <w:color w:val="000000"/>
+        </w:rPr>
+      </w:pPr>
+      <w:r>
+        <w:rPr>
+          <w:color w:val="000000"/>
+        </w:rPr>
         <w:t>8. she / her</w:t>
       </w:r>
     </w:p>
     <w:p>
-      <w:r>
+      <w:pPr>
+        <w:spacing w:after="160"/>
+        <w:rPr>
+          <w:color w:val="000000"/>
+        </w:rPr>
+      </w:pPr>
+      <w:r>
+        <w:rPr>
+          <w:color w:val="000000"/>
+        </w:rPr>
         <w:t>9. his</w:t>
       </w:r>
     </w:p>
     <w:p>
-      <w:r>
+      <w:pPr>
+        <w:spacing w:after="160"/>
+        <w:rPr>
+          <w:color w:val="000000"/>
+        </w:rPr>
+      </w:pPr>
+      <w:r>
+        <w:rPr>
+          <w:color w:val="000000"/>
+        </w:rPr>
         <w:t>10. herself</w:t>
       </w:r>
     </w:p>
     <w:p>
       <w:pPr>
         <w:pStyle w:val="Heading1"/>
+        <w:spacing w:before="240"/>
       </w:pPr>
       <w:r>
         <w:t>PHẦN 3</w:t>
       </w:r>
     </w:p>
     <w:p>
-      <w:r>
+      <w:pPr>
+        <w:spacing w:after="160"/>
+        <w:rPr>
+          <w:color w:val="000000"/>
+        </w:rPr>
+      </w:pPr>
+      <w:r>
+        <w:rPr>
+          <w:color w:val="000000"/>
+        </w:rPr>
         <w:t>1. then</w:t>
       </w:r>
     </w:p>
     <w:p>
-      <w:r>
+      <w:pPr>
+        <w:spacing w:after="160"/>
+        <w:rPr>
+          <w:color w:val="000000"/>
+        </w:rPr>
+      </w:pPr>
+      <w:r>
+        <w:rPr>
+          <w:color w:val="000000"/>
+        </w:rPr>
         <w:t>2. that day</w:t>
       </w:r>
     </w:p>
     <w:p>
-      <w:r>
+      <w:pPr>
+        <w:spacing w:after="160"/>
+        <w:rPr>
+          <w:color w:val="000000"/>
+        </w:rPr>
+      </w:pPr>
+      <w:r>
+        <w:rPr>
+          <w:color w:val="000000"/>
+        </w:rPr>
         <w:t>3. that night</w:t>
       </w:r>
     </w:p>
     <w:p>
-      <w:r>
+      <w:pPr>
+        <w:spacing w:after="160"/>
+        <w:rPr>
+          <w:color w:val="000000"/>
+        </w:rPr>
+      </w:pPr>
+      <w:r>
+        <w:rPr>
+          <w:color w:val="000000"/>
+        </w:rPr>
         <w:t>4. the day before</w:t>
       </w:r>
     </w:p>
     <w:p>
-      <w:r>
+      <w:pPr>
+        <w:spacing w:after="160"/>
+        <w:rPr>
+          <w:color w:val="000000"/>
+        </w:rPr>
+      </w:pPr>
+      <w:r>
+        <w:rPr>
+          <w:color w:val="000000"/>
+        </w:rPr>
+        <w:lastRenderedPageBreak/>
         <w:t>5. the next day</w:t>
       </w:r>
     </w:p>
     <w:p>
-      <w:r>
+      <w:pPr>
+        <w:spacing w:after="160"/>
+        <w:rPr>
+          <w:color w:val="000000"/>
+        </w:rPr>
+      </w:pPr>
+      <w:r>
+        <w:rPr>
+          <w:color w:val="000000"/>
+        </w:rPr>
         <w:t>6. the previous week</w:t>
       </w:r>
     </w:p>
     <w:p>
-      <w:r>
+      <w:pPr>
+        <w:spacing w:after="160"/>
+        <w:rPr>
+          <w:color w:val="000000"/>
+        </w:rPr>
+      </w:pPr>
+      <w:r>
+        <w:rPr>
+          <w:color w:val="000000"/>
+        </w:rPr>
         <w:t>7. the following month</w:t>
       </w:r>
     </w:p>
     <w:p>
-      <w:r>
+      <w:pPr>
+        <w:spacing w:after="160"/>
+        <w:rPr>
+          <w:color w:val="000000"/>
+        </w:rPr>
+      </w:pPr>
+      <w:r>
+        <w:rPr>
+          <w:color w:val="000000"/>
+        </w:rPr>
         <w:t>8. two days before</w:t>
       </w:r>
     </w:p>
     <w:p>
-      <w:r>
+      <w:pPr>
+        <w:spacing w:after="160"/>
+        <w:rPr>
+          <w:color w:val="000000"/>
+        </w:rPr>
+      </w:pPr>
+      <w:r>
+        <w:rPr>
+          <w:color w:val="000000"/>
+        </w:rPr>
         <w:t>9. two days before</w:t>
       </w:r>
     </w:p>
     <w:p>
-      <w:r>
+      <w:pPr>
+        <w:spacing w:after="160"/>
+        <w:rPr>
+          <w:color w:val="000000"/>
+        </w:rPr>
+      </w:pPr>
+      <w:r>
+        <w:rPr>
+          <w:color w:val="000000"/>
+        </w:rPr>
         <w:t>10. two days later/in two days' time</w:t>
       </w:r>
     </w:p>
     <w:p>
       <w:pPr>
         <w:pStyle w:val="Heading1"/>
+        <w:spacing w:before="240"/>
       </w:pPr>
       <w:r>
         <w:t>PHẦN 4</w:t>
       </w:r>
     </w:p>
     <w:p>
-      <w:r>
+      <w:pPr>
+        <w:spacing w:after="160"/>
+        <w:rPr>
+          <w:color w:val="000000"/>
+        </w:rPr>
+      </w:pPr>
+      <w:r>
+        <w:rPr>
+          <w:color w:val="000000"/>
+        </w:rPr>
         <w:t>1. there</w:t>
       </w:r>
     </w:p>
     <w:p>
-      <w:r>
+      <w:pPr>
+        <w:spacing w:after="160"/>
+        <w:rPr>
+          <w:color w:val="000000"/>
+        </w:rPr>
+      </w:pPr>
+      <w:r>
+        <w:rPr>
+          <w:color w:val="000000"/>
+        </w:rPr>
         <w:t>2. that</w:t>
       </w:r>
     </w:p>
     <w:p>
-      <w:r>
+      <w:pPr>
+        <w:spacing w:after="160"/>
+        <w:rPr>
+          <w:color w:val="000000"/>
+        </w:rPr>
+      </w:pPr>
+      <w:r>
+        <w:rPr>
+          <w:color w:val="000000"/>
+        </w:rPr>
         <w:t>3. those</w:t>
       </w:r>
     </w:p>
     <w:p>
-      <w:r>
+      <w:pPr>
+        <w:spacing w:after="160"/>
+        <w:rPr>
+          <w:color w:val="000000"/>
+        </w:rPr>
+      </w:pPr>
+      <w:r>
+        <w:rPr>
+          <w:color w:val="000000"/>
+        </w:rPr>
         <w:t>4. go</w:t>
       </w:r>
     </w:p>
     <w:p>
-      <w:r>
+      <w:pPr>
+        <w:spacing w:after="160"/>
+        <w:rPr>
+          <w:color w:val="000000"/>
+        </w:rPr>
+      </w:pPr>
+      <w:r>
+        <w:rPr>
+          <w:color w:val="000000"/>
+        </w:rPr>
         <w:t>5. take</w:t>
       </w:r>
     </w:p>
     <w:p>
-      <w:r>
+      <w:pPr>
+        <w:spacing w:after="160"/>
+        <w:rPr>
+          <w:color w:val="000000"/>
+        </w:rPr>
+      </w:pPr>
+      <w:r>
+        <w:rPr>
+          <w:color w:val="000000"/>
+        </w:rPr>
         <w:t>6. that</w:t>
       </w:r>
     </w:p>
     <w:p>
-      <w:r>
+      <w:pPr>
+        <w:spacing w:after="160"/>
+        <w:rPr>
+          <w:color w:val="000000"/>
+        </w:rPr>
+      </w:pPr>
+      <w:r>
+        <w:rPr>
+          <w:color w:val="000000"/>
+        </w:rPr>
         <w:t>7. those / there</w:t>
       </w:r>
     </w:p>
     <w:p>
-      <w:r>
+      <w:pPr>
+        <w:spacing w:after="160"/>
+        <w:rPr>
+          <w:color w:val="000000"/>
+        </w:rPr>
+      </w:pPr>
+      <w:r>
+        <w:rPr>
+          <w:color w:val="000000"/>
+        </w:rPr>
         <w:t>8. go</w:t>
       </w:r>
     </w:p>
     <w:p>
-      <w:r>
+      <w:pPr>
+        <w:spacing w:after="160"/>
+        <w:rPr>
+          <w:color w:val="000000"/>
+        </w:rPr>
+      </w:pPr>
+      <w:r>
+        <w:rPr>
+          <w:color w:val="000000"/>
+        </w:rPr>
         <w:t>9. take / there</w:t>
       </w:r>
     </w:p>
     <w:p>
-      <w:r>
+      <w:pPr>
+        <w:spacing w:after="160"/>
+        <w:rPr>
+          <w:color w:val="000000"/>
+        </w:rPr>
+      </w:pPr>
+      <w:r>
+        <w:rPr>
+          <w:color w:val="000000"/>
+        </w:rPr>
         <w:t>10. that</w:t>
       </w:r>
     </w:p>
     <w:p>
       <w:pPr>
         <w:pStyle w:val="Heading1"/>
+        <w:spacing w:before="240"/>
       </w:pPr>
       <w:r>
         <w:t>PHẦN 5</w:t>
       </w:r>
     </w:p>
     <w:p>
-      <w:r>
+      <w:pPr>
+        <w:spacing w:after="160"/>
+        <w:rPr>
+          <w:color w:val="000000"/>
+        </w:rPr>
+      </w:pPr>
+      <w:r>
+        <w:rPr>
+          <w:color w:val="000000"/>
+        </w:rPr>
         <w:t>1. Lan said that she was working there then.</w:t>
       </w:r>
     </w:p>
     <w:p>
-      <w:r>
+      <w:pPr>
+        <w:spacing w:after="160"/>
+        <w:rPr>
+          <w:color w:val="000000"/>
+        </w:rPr>
+      </w:pPr>
+      <w:r>
+        <w:rPr>
+          <w:color w:val="000000"/>
+        </w:rPr>
         <w:t>2. Nam said that he had finished that report the day before.</w:t>
       </w:r>
     </w:p>
     <w:p>
-      <w:r>
+      <w:pPr>
+        <w:spacing w:after="160"/>
+        <w:rPr>
+          <w:color w:val="000000"/>
+        </w:rPr>
+      </w:pPr>
+      <w:r>
+        <w:rPr>
+          <w:color w:val="000000"/>
+        </w:rPr>
         <w:t>3. Mai said that she would call me the next day.</w:t>
       </w:r>
     </w:p>
     <w:p>
-      <w:r>
+      <w:pPr>
+        <w:spacing w:after="160"/>
+        <w:rPr>
+          <w:color w:val="000000"/>
+        </w:rPr>
+      </w:pPr>
+      <w:r>
+        <w:rPr>
+          <w:color w:val="000000"/>
+        </w:rPr>
         <w:t>4. They said that they had bought those books.</w:t>
       </w:r>
     </w:p>
     <w:p>
-      <w:r>
+      <w:pPr>
+        <w:spacing w:after="160"/>
+        <w:rPr>
+          <w:color w:val="000000"/>
+        </w:rPr>
+      </w:pPr>
+      <w:r>
+        <w:rPr>
+          <w:color w:val="000000"/>
+        </w:rPr>
         <w:t>5. Hoa said that her sister could come that night.</w:t>
       </w:r>
     </w:p>
     <w:p>
-      <w:r>
+      <w:pPr>
+        <w:spacing w:after="160"/>
+        <w:rPr>
+          <w:color w:val="000000"/>
+        </w:rPr>
+      </w:pPr>
+      <w:r>
+        <w:rPr>
+          <w:color w:val="000000"/>
+        </w:rPr>
         <w:t>6. Tom said that he had seen Lan two days before.</w:t>
       </w:r>
     </w:p>
     <w:p>
-      <w:r>
+      <w:pPr>
+        <w:spacing w:after="160"/>
+        <w:rPr>
+          <w:color w:val="000000"/>
+        </w:rPr>
+      </w:pPr>
+      <w:r>
+        <w:rPr>
+          <w:color w:val="000000"/>
+        </w:rPr>
         <w:t>7. Lan told Nam that he might use her phone that day.</w:t>
       </w:r>
     </w:p>
     <w:p>
-      <w:r>
+      <w:pPr>
+        <w:spacing w:after="160"/>
+        <w:rPr>
+          <w:color w:val="000000"/>
+        </w:rPr>
+      </w:pPr>
+      <w:r>
+        <w:rPr>
+          <w:color w:val="000000"/>
+        </w:rPr>
         <w:t>8. Nam said that he had to finish that work then.</w:t>
       </w:r>
     </w:p>
     <w:p>
-      <w:r>
+      <w:pPr>
+        <w:spacing w:after="160"/>
+        <w:rPr>
+          <w:color w:val="000000"/>
+        </w:rPr>
+      </w:pPr>
+      <w:r>
+        <w:rPr>
+          <w:color w:val="000000"/>
+        </w:rPr>
         <w:t>9. Mai said that they had been waiting there.</w:t>
       </w:r>
     </w:p>
     <w:p>
-      <w:r>
+      <w:pPr>
+        <w:spacing w:after="160"/>
+        <w:rPr>
+          <w:color w:val="000000"/>
+        </w:rPr>
+      </w:pPr>
+      <w:r>
+        <w:rPr>
+          <w:color w:val="000000"/>
+        </w:rPr>
         <w:t>10. They said that they had already eaten.</w:t>
       </w:r>
     </w:p>
     <w:p>
       <w:pPr>
         <w:pStyle w:val="Heading1"/>
-      </w:pPr>
-      <w:r>
+        <w:spacing w:before="240"/>
+      </w:pPr>
+      <w:r>
+        <w:lastRenderedPageBreak/>
         <w:t>PHẦN 6</w:t>
       </w:r>
     </w:p>
     <w:p>
-      <w:r>
+      <w:pPr>
+        <w:spacing w:after="160"/>
+        <w:rPr>
+          <w:color w:val="000000"/>
+        </w:rPr>
+      </w:pPr>
+      <w:r>
+        <w:rPr>
+          <w:color w:val="000000"/>
+        </w:rPr>
         <w:t>1. Lan asked me if I was busy then.</w:t>
       </w:r>
     </w:p>
     <w:p>
-      <w:r>
+      <w:pPr>
+        <w:spacing w:after="160"/>
+        <w:rPr>
+          <w:color w:val="000000"/>
+        </w:rPr>
+      </w:pPr>
+      <w:r>
+        <w:rPr>
+          <w:color w:val="000000"/>
+        </w:rPr>
         <w:t>2. Nam asked where Mai lived.</w:t>
       </w:r>
     </w:p>
     <w:p>
-      <w:r>
+      <w:pPr>
+        <w:spacing w:after="160"/>
+        <w:rPr>
+          <w:color w:val="000000"/>
+        </w:rPr>
+      </w:pPr>
+      <w:r>
+        <w:rPr>
+          <w:color w:val="000000"/>
+        </w:rPr>
         <w:t>3. Mai asked me if I had seen Lan the day before.</w:t>
       </w:r>
     </w:p>
     <w:p>
-      <w:r>
+      <w:pPr>
+        <w:spacing w:after="160"/>
+        <w:rPr>
+          <w:color w:val="000000"/>
+        </w:rPr>
+      </w:pPr>
+      <w:r>
+        <w:rPr>
+          <w:color w:val="000000"/>
+        </w:rPr>
         <w:t>4. Tom asked if they would come the next day.</w:t>
       </w:r>
     </w:p>
     <w:p>
-      <w:r>
+      <w:pPr>
+        <w:spacing w:after="160"/>
+        <w:rPr>
+          <w:color w:val="000000"/>
+        </w:rPr>
+      </w:pPr>
+      <w:r>
+        <w:rPr>
+          <w:color w:val="000000"/>
+        </w:rPr>
         <w:t>5. Hoa asked Lan if she could help her there.</w:t>
       </w:r>
     </w:p>
     <w:p>
-      <w:r>
+      <w:pPr>
+        <w:spacing w:after="160"/>
+        <w:rPr>
+          <w:color w:val="000000"/>
+        </w:rPr>
+      </w:pPr>
+      <w:r>
+        <w:rPr>
+          <w:color w:val="000000"/>
+        </w:rPr>
         <w:t>6. The teacher asked who had finished.</w:t>
       </w:r>
     </w:p>
     <w:p>
-      <w:r>
+      <w:pPr>
+        <w:spacing w:after="160"/>
+        <w:rPr>
+          <w:color w:val="000000"/>
+        </w:rPr>
+      </w:pPr>
+      <w:r>
+        <w:rPr>
+          <w:color w:val="000000"/>
+        </w:rPr>
         <w:t>7. Nam asked me why I was using his laptop.</w:t>
       </w:r>
     </w:p>
     <w:p>
-      <w:r>
+      <w:pPr>
+        <w:spacing w:after="160"/>
+        <w:rPr>
+          <w:color w:val="000000"/>
+        </w:rPr>
+      </w:pPr>
+      <w:r>
+        <w:rPr>
+          <w:color w:val="000000"/>
+        </w:rPr>
         <w:t>8. Lan asked when they had bought those books.</w:t>
       </w:r>
     </w:p>
     <w:p>
-      <w:r>
+      <w:pPr>
+        <w:spacing w:after="160"/>
+        <w:rPr>
+          <w:color w:val="000000"/>
+        </w:rPr>
+      </w:pPr>
+      <w:r>
+        <w:rPr>
+          <w:color w:val="000000"/>
+        </w:rPr>
         <w:t>9. He asked us if we had been waiting there long.</w:t>
       </w:r>
     </w:p>
     <w:p>
-      <w:r>
+      <w:pPr>
+        <w:spacing w:after="160"/>
+        <w:rPr>
+          <w:color w:val="000000"/>
+        </w:rPr>
+      </w:pPr>
+      <w:r>
+        <w:rPr>
+          <w:color w:val="000000"/>
+        </w:rPr>
         <w:t>10. Mai asked if she might come the following week.</w:t>
       </w:r>
     </w:p>
     <w:p>
       <w:pPr>
         <w:pStyle w:val="Heading1"/>
+        <w:spacing w:before="240"/>
       </w:pPr>
       <w:r>
         <w:t>PHẦN 7</w:t>
       </w:r>
     </w:p>
     <w:p>
-      <w:r>
+      <w:pPr>
+        <w:spacing w:after="160"/>
+        <w:rPr>
+          <w:color w:val="000000"/>
+        </w:rPr>
+      </w:pPr>
+      <w:r>
+        <w:rPr>
+          <w:color w:val="000000"/>
+        </w:rPr>
         <w:t>1. The teacher told me to take my book there the next day.</w:t>
       </w:r>
     </w:p>
     <w:p>
-      <w:r>
+      <w:pPr>
+        <w:spacing w:after="160"/>
+        <w:rPr>
+          <w:color w:val="000000"/>
+        </w:rPr>
+      </w:pPr>
+      <w:r>
+        <w:rPr>
+          <w:color w:val="000000"/>
+        </w:rPr>
         <w:t>2. Lan told Nam not to use her phone then.</w:t>
       </w:r>
     </w:p>
     <w:p>
-      <w:r>
+      <w:pPr>
+        <w:spacing w:after="160"/>
+        <w:rPr>
+          <w:color w:val="000000"/>
+        </w:rPr>
+      </w:pPr>
+      <w:r>
+        <w:rPr>
+          <w:color w:val="000000"/>
+        </w:rPr>
         <w:t>3. The manager asked us to finish that work that day.</w:t>
       </w:r>
     </w:p>
     <w:p>
-      <w:r>
+      <w:pPr>
+        <w:spacing w:after="160"/>
+        <w:rPr>
+          <w:color w:val="000000"/>
+        </w:rPr>
+      </w:pPr>
+      <w:r>
+        <w:rPr>
+          <w:color w:val="000000"/>
+        </w:rPr>
         <w:t>4. Mai told Lan to wait there.</w:t>
       </w:r>
     </w:p>
     <w:p>
-      <w:r>
+      <w:pPr>
+        <w:spacing w:after="160"/>
+        <w:rPr>
+          <w:color w:val="000000"/>
+        </w:rPr>
+      </w:pPr>
+      <w:r>
+        <w:rPr>
+          <w:color w:val="000000"/>
+        </w:rPr>
         <w:t>5. Nam told me not to take those bags.</w:t>
       </w:r>
     </w:p>
     <w:p>
-      <w:r>
+      <w:pPr>
+        <w:spacing w:after="160"/>
+        <w:rPr>
+          <w:color w:val="000000"/>
+        </w:rPr>
+      </w:pPr>
+      <w:r>
+        <w:rPr>
+          <w:color w:val="000000"/>
+        </w:rPr>
         <w:t>6. Hoa told Lan to call her the next day.</w:t>
       </w:r>
     </w:p>
     <w:p>
-      <w:r>
+      <w:pPr>
+        <w:spacing w:after="160"/>
+        <w:rPr>
+          <w:color w:val="000000"/>
+        </w:rPr>
+      </w:pPr>
+      <w:r>
+        <w:rPr>
+          <w:color w:val="000000"/>
+        </w:rPr>
         <w:t>7. She asked us to go there that night.</w:t>
       </w:r>
     </w:p>
     <w:p>
-      <w:r>
+      <w:pPr>
+        <w:spacing w:after="160"/>
+        <w:rPr>
+          <w:color w:val="000000"/>
+        </w:rPr>
+      </w:pPr>
+      <w:r>
+        <w:rPr>
+          <w:color w:val="000000"/>
+        </w:rPr>
         <w:t>8. The teacher reminded us to submit our reports the following week.</w:t>
       </w:r>
     </w:p>
     <w:p>
-      <w:r>
+      <w:pPr>
+        <w:spacing w:after="160"/>
+        <w:rPr>
+          <w:color w:val="000000"/>
+        </w:rPr>
+      </w:pPr>
+      <w:r>
+        <w:rPr>
+          <w:color w:val="000000"/>
+        </w:rPr>
         <w:t>9. My mother told me not to leave then.</w:t>
       </w:r>
     </w:p>
     <w:p>
-      <w:r>
+      <w:pPr>
+        <w:spacing w:after="160"/>
+        <w:rPr>
+          <w:color w:val="000000"/>
+        </w:rPr>
+      </w:pPr>
+      <w:r>
+        <w:rPr>
+          <w:color w:val="000000"/>
+        </w:rPr>
         <w:t>10. The doctor told Nam to take that medicine that day.</w:t>
       </w:r>
     </w:p>
     <w:p>
       <w:pPr>
         <w:pStyle w:val="Heading1"/>
+        <w:spacing w:before="240"/>
       </w:pPr>
       <w:r>
         <w:t>PHẦN 8</w:t>
       </w:r>
     </w:p>
     <w:p>
-      <w:r>
+      <w:pPr>
+        <w:spacing w:after="160"/>
+        <w:rPr>
+          <w:color w:val="000000"/>
+        </w:rPr>
+      </w:pPr>
+      <w:r>
+        <w:rPr>
+          <w:color w:val="000000"/>
+        </w:rPr>
         <w:t>1. Lan said she was tired.</w:t>
       </w:r>
     </w:p>
     <w:p>
-      <w:r>
+      <w:pPr>
+        <w:spacing w:after="160"/>
+        <w:rPr>
+          <w:color w:val="000000"/>
+        </w:rPr>
+      </w:pPr>
+      <w:r>
+        <w:rPr>
+          <w:color w:val="000000"/>
+        </w:rPr>
         <w:t>2. Nam told me I could use his laptop.</w:t>
       </w:r>
     </w:p>
     <w:p>
-      <w:r>
+      <w:pPr>
+        <w:spacing w:after="160"/>
+        <w:rPr>
+          <w:color w:val="000000"/>
+        </w:rPr>
+      </w:pPr>
+      <w:r>
+        <w:rPr>
+          <w:color w:val="000000"/>
+        </w:rPr>
         <w:t>3. She said she would come the next day.</w:t>
       </w:r>
     </w:p>
     <w:p>
-      <w:r>
+      <w:pPr>
+        <w:spacing w:after="160"/>
+        <w:rPr>
+          <w:color w:val="000000"/>
+        </w:rPr>
+      </w:pPr>
+      <w:r>
+        <w:rPr>
+          <w:color w:val="000000"/>
+        </w:rPr>
         <w:t>4. He asked where I was then.</w:t>
       </w:r>
     </w:p>
     <w:p>
-      <w:r>
+      <w:pPr>
+        <w:spacing w:after="160"/>
+        <w:rPr>
+          <w:color w:val="000000"/>
+        </w:rPr>
+      </w:pPr>
+      <w:r>
+        <w:rPr>
+          <w:color w:val="000000"/>
+        </w:rPr>
         <w:t>5. The teacher said water boils at 100°C.</w:t>
       </w:r>
     </w:p>
     <w:p>
-      <w:r>
+      <w:pPr>
+        <w:spacing w:after="160"/>
+        <w:rPr>
+          <w:color w:val="000000"/>
+        </w:rPr>
+      </w:pPr>
+      <w:r>
+        <w:rPr>
+          <w:color w:val="000000"/>
+        </w:rPr>
         <w:t>6. She told me to take those books.</w:t>
       </w:r>
     </w:p>
     <w:p>
-      <w:r>
+      <w:pPr>
+        <w:spacing w:after="160"/>
+        <w:rPr>
+          <w:color w:val="000000"/>
+        </w:rPr>
+      </w:pPr>
+      <w:r>
+        <w:rPr>
+          <w:color w:val="000000"/>
+        </w:rPr>
+        <w:lastRenderedPageBreak/>
         <w:t>7. Mai said she had finished that day.</w:t>
       </w:r>
     </w:p>
     <w:p>
-      <w:r>
+      <w:pPr>
+        <w:spacing w:after="160"/>
+        <w:rPr>
+          <w:color w:val="000000"/>
+        </w:rPr>
+      </w:pPr>
+      <w:r>
+        <w:rPr>
+          <w:color w:val="000000"/>
+        </w:rPr>
         <w:t>8. Nam asked if I could help him there.</w:t>
       </w:r>
     </w:p>
     <w:p>
-      <w:r>
+      <w:pPr>
+        <w:spacing w:after="160"/>
+        <w:rPr>
+          <w:color w:val="000000"/>
+        </w:rPr>
+      </w:pPr>
+      <w:r>
+        <w:rPr>
+          <w:color w:val="000000"/>
+        </w:rPr>
         <w:t>9. Lan told me to wait there then.</w:t>
       </w:r>
     </w:p>
     <w:p>
-      <w:r>
+      <w:pPr>
+        <w:spacing w:after="160"/>
+        <w:rPr>
+          <w:color w:val="000000"/>
+        </w:rPr>
+      </w:pPr>
+      <w:r>
+        <w:rPr>
+          <w:color w:val="000000"/>
+        </w:rPr>
         <w:t>10. They said they had gone there.</w:t>
       </w:r>
     </w:p>
     <w:p>
       <w:pPr>
         <w:pStyle w:val="Heading1"/>
+        <w:spacing w:before="240"/>
       </w:pPr>
       <w:r>
         <w:t>PHẦN 9</w:t>
       </w:r>
     </w:p>
     <w:p>
-      <w:r>
+      <w:pPr>
+        <w:spacing w:after="160"/>
+        <w:rPr>
+          <w:color w:val="000000"/>
+        </w:rPr>
+      </w:pPr>
+      <w:r>
+        <w:rPr>
+          <w:color w:val="000000"/>
+        </w:rPr>
         <w:t>1. On Monday.</w:t>
       </w:r>
     </w:p>
     <w:p>
-      <w:r>
+      <w:pPr>
+        <w:spacing w:after="160"/>
+        <w:rPr>
+          <w:color w:val="000000"/>
+        </w:rPr>
+      </w:pPr>
+      <w:r>
+        <w:rPr>
+          <w:color w:val="000000"/>
+        </w:rPr>
         <w:t>2. A project.</w:t>
       </w:r>
     </w:p>
     <w:p>
-      <w:r>
+      <w:pPr>
+        <w:spacing w:after="160"/>
+        <w:rPr>
+          <w:color w:val="000000"/>
+        </w:rPr>
+      </w:pPr>
+      <w:r>
+        <w:rPr>
+          <w:color w:val="000000"/>
+        </w:rPr>
         <w:t>3. The previous week.</w:t>
       </w:r>
     </w:p>
     <w:p>
-      <w:r>
+      <w:pPr>
+        <w:spacing w:after="160"/>
+        <w:rPr>
+          <w:color w:val="000000"/>
+        </w:rPr>
+      </w:pPr>
+      <w:r>
+        <w:rPr>
+          <w:color w:val="000000"/>
+        </w:rPr>
         <w:t>4. The next day.</w:t>
       </w:r>
     </w:p>
     <w:p>
-      <w:r>
+      <w:pPr>
+        <w:spacing w:after="160"/>
+        <w:rPr>
+          <w:color w:val="000000"/>
+        </w:rPr>
+      </w:pPr>
+      <w:r>
+        <w:rPr>
+          <w:color w:val="000000"/>
+        </w:rPr>
         <w:t>5. Lan.</w:t>
       </w:r>
     </w:p>
     <w:p>
-      <w:r>
+      <w:pPr>
+        <w:spacing w:after="160"/>
+        <w:rPr>
+          <w:color w:val="000000"/>
+        </w:rPr>
+      </w:pPr>
+      <w:r>
+        <w:rPr>
+          <w:color w:val="000000"/>
+        </w:rPr>
         <w:t>6. On Wednesday.</w:t>
       </w:r>
     </w:p>
     <w:p>
-      <w:r>
+      <w:pPr>
+        <w:spacing w:after="160"/>
+        <w:rPr>
+          <w:color w:val="000000"/>
+        </w:rPr>
+      </w:pPr>
+      <w:r>
+        <w:rPr>
+          <w:color w:val="000000"/>
+        </w:rPr>
         <w:t>7. That.</w:t>
       </w:r>
     </w:p>
     <w:p>
-      <w:r>
+      <w:pPr>
+        <w:spacing w:after="160"/>
+        <w:rPr>
+          <w:color w:val="000000"/>
+        </w:rPr>
+      </w:pPr>
+      <w:r>
+        <w:rPr>
+          <w:color w:val="000000"/>
+        </w:rPr>
         <w:t>8. The previous week.</w:t>
       </w:r>
     </w:p>
     <w:p>
-      <w:r>
+      <w:pPr>
+        <w:spacing w:after="160"/>
+        <w:rPr>
+          <w:color w:val="000000"/>
+        </w:rPr>
+      </w:pPr>
+      <w:r>
+        <w:rPr>
+          <w:color w:val="000000"/>
+        </w:rPr>
         <w:t>9. The next day.</w:t>
       </w:r>
     </w:p>
     <w:p>
-      <w:r>
+      <w:pPr>
+        <w:spacing w:after="160"/>
+        <w:rPr>
+          <w:color w:val="000000"/>
+        </w:rPr>
+      </w:pPr>
+      <w:r>
+        <w:rPr>
+          <w:color w:val="000000"/>
+        </w:rPr>
         <w:t>10. There that night.</w:t>
       </w:r>
     </w:p>
     <w:p>
       <w:pPr>
         <w:pStyle w:val="Heading1"/>
+        <w:spacing w:before="240"/>
       </w:pPr>
       <w:r>
         <w:t>PHẦN 10</w:t>
       </w:r>
     </w:p>
     <w:p>
-      <w:r>
+      <w:pPr>
+        <w:spacing w:after="160"/>
+        <w:rPr>
+          <w:color w:val="000000"/>
+        </w:rPr>
+      </w:pPr>
+      <w:r>
+        <w:rPr>
+          <w:color w:val="000000"/>
+        </w:rPr>
         <w:t>1. The teacher said the Earth goes around the Sun.</w:t>
       </w:r>
     </w:p>
     <w:p>
-      <w:r>
+      <w:pPr>
+        <w:spacing w:after="160"/>
+        <w:rPr>
+          <w:color w:val="000000"/>
+        </w:rPr>
+      </w:pPr>
+      <w:r>
+        <w:rPr>
+          <w:color w:val="000000"/>
+        </w:rPr>
         <w:t>2. Lan says she lives in Hue.</w:t>
       </w:r>
     </w:p>
     <w:p>
-      <w:r>
+      <w:pPr>
+        <w:spacing w:after="160"/>
+        <w:rPr>
+          <w:color w:val="000000"/>
+        </w:rPr>
+      </w:pPr>
+      <w:r>
+        <w:rPr>
+          <w:color w:val="000000"/>
+        </w:rPr>
         <w:t>3. Lan said she lives/lived in Hue.</w:t>
       </w:r>
     </w:p>
     <w:p>
-      <w:r>
+      <w:pPr>
+        <w:spacing w:after="160"/>
+        <w:rPr>
+          <w:color w:val="000000"/>
+        </w:rPr>
+      </w:pPr>
+      <w:r>
+        <w:rPr>
+          <w:color w:val="000000"/>
+        </w:rPr>
         <w:t>4. Nam said he would go the next day.</w:t>
       </w:r>
     </w:p>
     <w:p>
-      <w:r>
+      <w:pPr>
+        <w:spacing w:after="160"/>
+        <w:rPr>
+          <w:color w:val="000000"/>
+        </w:rPr>
+      </w:pPr>
+      <w:r>
+        <w:rPr>
+          <w:color w:val="000000"/>
+        </w:rPr>
         <w:t>5. Mai said she was there then.</w:t>
       </w:r>
     </w:p>
     <w:p>
-      <w:r>
+      <w:pPr>
+        <w:spacing w:after="160"/>
+        <w:rPr>
+          <w:color w:val="000000"/>
+        </w:rPr>
+      </w:pPr>
+      <w:r>
+        <w:rPr>
+          <w:color w:val="000000"/>
+        </w:rPr>
         <w:t>6. The teacher said water freezes at 0°C.</w:t>
       </w:r>
     </w:p>
     <w:p>
-      <w:r>
+      <w:pPr>
+        <w:spacing w:after="160"/>
+        <w:rPr>
+          <w:color w:val="000000"/>
+        </w:rPr>
+      </w:pPr>
+      <w:r>
+        <w:rPr>
+          <w:color w:val="000000"/>
+        </w:rPr>
         <w:t>7. He said he had finished before noon.</w:t>
       </w:r>
     </w:p>
     <w:p>
-      <w:r>
+      <w:pPr>
+        <w:spacing w:after="160"/>
+        <w:rPr>
+          <w:color w:val="000000"/>
+        </w:rPr>
+      </w:pPr>
+      <w:r>
+        <w:rPr>
+          <w:color w:val="000000"/>
+        </w:rPr>
         <w:t>8. Lan said she could swim at five.</w:t>
       </w:r>
     </w:p>
     <w:p>
-      <w:r>
+      <w:pPr>
+        <w:spacing w:after="160"/>
+        <w:rPr>
+          <w:color w:val="000000"/>
+        </w:rPr>
+      </w:pPr>
+      <w:r>
+        <w:rPr>
+          <w:color w:val="000000"/>
+        </w:rPr>
         <w:t>9. Nam told me I should rest.</w:t>
       </w:r>
     </w:p>
     <w:p>
-      <w:r>
+      <w:pPr>
+        <w:spacing w:after="160"/>
+        <w:rPr>
+          <w:color w:val="000000"/>
+        </w:rPr>
+      </w:pPr>
+      <w:r>
+        <w:rPr>
+          <w:color w:val="000000"/>
+        </w:rPr>
         <w:t>10. Mai said she might visit Lan.</w:t>
       </w:r>
     </w:p>
-    <w:p/>
+    <w:p>
+      <w:pPr>
+        <w:rPr>
+          <w:color w:val="000000"/>
+        </w:rPr>
+      </w:pPr>
+    </w:p>
     <w:sectPr>
       <w:pgSz w:w="12240" w:h="15840"/>
       <w:pgMar w:top="850" w:right="1134" w:bottom="850" w:left="1134" w:header="720" w:footer="720" w:gutter="0"/>
